--- a/03 Redes/ip.docx
+++ b/03 Redes/ip.docx
@@ -81,6 +81,42 @@
       </w:pPr>
       <w:r>
         <w:rPr/>
+        <w:t xml:space="preserve">Pedir una red /24: </w:t>
+      </w:r>
+      <w:hyperlink r:id="rId3">
+        <w:r>
+          <w:rPr>
+            <w:rStyle w:val="Hyperlink"/>
+          </w:rPr>
+          <w:t>https://www.ripe.net/manage-ips-and-asns/ipv4/</w:t>
+        </w:r>
+      </w:hyperlink>
+    </w:p>
+    <w:p>
+      <w:pPr>
+        <w:pStyle w:val="Normal"/>
+        <w:rPr/>
+      </w:pPr>
+      <w:r>
+        <w:rPr/>
+        <w:t xml:space="preserve">Todas las redes /8 : </w:t>
+      </w:r>
+      <w:hyperlink r:id="rId5">
+        <w:r>
+          <w:rPr>
+            <w:rStyle w:val="Hyperlink"/>
+          </w:rPr>
+          <w:t>https://www.iana.org/assignments/ipv4-address-space/ipv4-address-space.xhtml</w:t>
+        </w:r>
+      </w:hyperlink>
+    </w:p>
+    <w:p>
+      <w:pPr>
+        <w:pStyle w:val="Normal"/>
+        <w:rPr/>
+      </w:pPr>
+      <w:r>
+        <w:rPr/>
       </w:r>
     </w:p>
     <w:p>
@@ -92,7 +128,7 @@
         <w:rPr/>
         <w:t xml:space="preserve">CALCULADORA REDES : </w:t>
       </w:r>
-      <w:hyperlink r:id="rId3">
+      <w:hyperlink r:id="rId7">
         <w:r>
           <w:rPr>
             <w:rStyle w:val="Hyperlink"/>
@@ -104,6 +140,17 @@
     <w:p>
       <w:pPr>
         <w:pStyle w:val="Normal"/>
+        <w:rPr>
+          <w:rStyle w:val="Hyperlink"/>
+        </w:rPr>
+      </w:pPr>
+      <w:r>
+        <w:rPr/>
+      </w:r>
+    </w:p>
+    <w:p>
+      <w:pPr>
+        <w:pStyle w:val="Normal"/>
         <w:rPr/>
       </w:pPr>
       <w:r>
@@ -111,12 +158,12 @@
       </w:r>
     </w:p>
     <w:sectPr>
-      <w:headerReference w:type="even" r:id="rId4"/>
-      <w:headerReference w:type="default" r:id="rId5"/>
-      <w:headerReference w:type="first" r:id="rId6"/>
-      <w:footerReference w:type="even" r:id="rId7"/>
-      <w:footerReference w:type="default" r:id="rId8"/>
-      <w:footerReference w:type="first" r:id="rId9"/>
+      <w:headerReference w:type="even" r:id="rId8"/>
+      <w:headerReference w:type="default" r:id="rId9"/>
+      <w:headerReference w:type="first" r:id="rId10"/>
+      <w:footerReference w:type="even" r:id="rId11"/>
+      <w:footerReference w:type="default" r:id="rId12"/>
+      <w:footerReference w:type="first" r:id="rId13"/>
       <w:type w:val="nextPage"/>
       <w:pgSz w:w="11906" w:h="16838"/>
       <w:pgMar w:left="1134" w:right="1134" w:gutter="0" w:header="283" w:top="1134" w:footer="283" w:bottom="1134"/>
@@ -545,17 +592,17 @@
       <w:tblLook w:val="0600" w:noHBand="1" w:noVBand="1" w:firstColumn="0" w:lastRow="0" w:lastColumn="0" w:firstRow="0"/>
     </w:tblPr>
     <w:tblGrid>
-      <w:gridCol w:w="4191"/>
-      <w:gridCol w:w="884"/>
+      <w:gridCol w:w="4189"/>
+      <w:gridCol w:w="886"/>
       <w:gridCol w:w="1192"/>
-      <w:gridCol w:w="1937"/>
-      <w:gridCol w:w="2002"/>
+      <w:gridCol w:w="1935"/>
+      <w:gridCol w:w="2004"/>
     </w:tblGrid>
     <w:tr>
       <w:trPr/>
       <w:tc>
         <w:tcPr>
-          <w:tcW w:w="4191" w:type="dxa"/>
+          <w:tcW w:w="4189" w:type="dxa"/>
           <w:tcBorders>
             <w:top w:val="nil"/>
             <w:left w:val="nil"/>
@@ -577,10 +624,7 @@
             </w:rPr>
           </w:pPr>
           <w:r>
-            <w:rPr>
-              <w:szCs w:val="24"/>
-              <w:lang w:val="es-ES" w:bidi="ar-SA"/>
-            </w:rPr>
+            <w:rPr/>
             <w:drawing>
               <wp:inline distT="0" distB="0" distL="0" distR="0">
                 <wp:extent cx="2585085" cy="383540"/>
@@ -623,7 +667,7 @@
       </w:tc>
       <w:tc>
         <w:tcPr>
-          <w:tcW w:w="884" w:type="dxa"/>
+          <w:tcW w:w="886" w:type="dxa"/>
           <w:tcBorders>
             <w:top w:val="nil"/>
             <w:left w:val="nil"/>
@@ -645,10 +689,7 @@
             </w:rPr>
           </w:pPr>
           <w:r>
-            <w:rPr>
-              <w:szCs w:val="24"/>
-              <w:lang w:val="es-ES" w:bidi="ar-SA"/>
-            </w:rPr>
+            <w:rPr/>
             <w:drawing>
               <wp:inline distT="0" distB="0" distL="0" distR="0">
                 <wp:extent cx="447040" cy="501015"/>
@@ -769,7 +810,7 @@
       </w:tc>
       <w:tc>
         <w:tcPr>
-          <w:tcW w:w="1937" w:type="dxa"/>
+          <w:tcW w:w="1935" w:type="dxa"/>
           <w:tcBorders>
             <w:top w:val="nil"/>
             <w:left w:val="nil"/>
@@ -861,7 +902,7 @@
       </w:tc>
       <w:tc>
         <w:tcPr>
-          <w:tcW w:w="2002" w:type="dxa"/>
+          <w:tcW w:w="2004" w:type="dxa"/>
           <w:tcBorders>
             <w:top w:val="nil"/>
             <w:left w:val="nil"/>
@@ -883,10 +924,7 @@
             </w:rPr>
           </w:pPr>
           <w:r>
-            <w:rPr>
-              <w:szCs w:val="24"/>
-              <w:lang w:val="es-ES" w:bidi="ar-SA"/>
-            </w:rPr>
+            <w:rPr/>
             <w:drawing>
               <wp:inline distT="0" distB="0" distL="0" distR="0">
                 <wp:extent cx="1196975" cy="339725"/>
@@ -965,17 +1003,17 @@
       <w:tblLook w:val="0600" w:noHBand="1" w:noVBand="1" w:firstColumn="0" w:lastRow="0" w:lastColumn="0" w:firstRow="0"/>
     </w:tblPr>
     <w:tblGrid>
-      <w:gridCol w:w="4191"/>
-      <w:gridCol w:w="884"/>
+      <w:gridCol w:w="4189"/>
+      <w:gridCol w:w="886"/>
       <w:gridCol w:w="1192"/>
-      <w:gridCol w:w="1937"/>
-      <w:gridCol w:w="2002"/>
+      <w:gridCol w:w="1935"/>
+      <w:gridCol w:w="2004"/>
     </w:tblGrid>
     <w:tr>
       <w:trPr/>
       <w:tc>
         <w:tcPr>
-          <w:tcW w:w="4191" w:type="dxa"/>
+          <w:tcW w:w="4189" w:type="dxa"/>
           <w:tcBorders>
             <w:top w:val="nil"/>
             <w:left w:val="nil"/>
@@ -997,10 +1035,7 @@
             </w:rPr>
           </w:pPr>
           <w:r>
-            <w:rPr>
-              <w:szCs w:val="24"/>
-              <w:lang w:val="es-ES" w:bidi="ar-SA"/>
-            </w:rPr>
+            <w:rPr/>
             <w:drawing>
               <wp:inline distT="0" distB="0" distL="0" distR="0">
                 <wp:extent cx="2585085" cy="383540"/>
@@ -1043,7 +1078,7 @@
       </w:tc>
       <w:tc>
         <w:tcPr>
-          <w:tcW w:w="884" w:type="dxa"/>
+          <w:tcW w:w="886" w:type="dxa"/>
           <w:tcBorders>
             <w:top w:val="nil"/>
             <w:left w:val="nil"/>
@@ -1065,10 +1100,7 @@
             </w:rPr>
           </w:pPr>
           <w:r>
-            <w:rPr>
-              <w:szCs w:val="24"/>
-              <w:lang w:val="es-ES" w:bidi="ar-SA"/>
-            </w:rPr>
+            <w:rPr/>
             <w:drawing>
               <wp:inline distT="0" distB="0" distL="0" distR="0">
                 <wp:extent cx="447040" cy="501015"/>
@@ -1189,7 +1221,7 @@
       </w:tc>
       <w:tc>
         <w:tcPr>
-          <w:tcW w:w="1937" w:type="dxa"/>
+          <w:tcW w:w="1935" w:type="dxa"/>
           <w:tcBorders>
             <w:top w:val="nil"/>
             <w:left w:val="nil"/>
@@ -1281,7 +1313,7 @@
       </w:tc>
       <w:tc>
         <w:tcPr>
-          <w:tcW w:w="2002" w:type="dxa"/>
+          <w:tcW w:w="2004" w:type="dxa"/>
           <w:tcBorders>
             <w:top w:val="nil"/>
             <w:left w:val="nil"/>
@@ -1303,10 +1335,7 @@
             </w:rPr>
           </w:pPr>
           <w:r>
-            <w:rPr>
-              <w:szCs w:val="24"/>
-              <w:lang w:val="es-ES" w:bidi="ar-SA"/>
-            </w:rPr>
+            <w:rPr/>
             <w:drawing>
               <wp:inline distT="0" distB="0" distL="0" distR="0">
                 <wp:extent cx="1196975" cy="339725"/>
@@ -1781,7 +1810,7 @@
       <w:kern w:val="0"/>
       <w:sz w:val="20"/>
       <w:szCs w:val="24"/>
-      <w:lang w:eastAsia="gl-ES" w:val="es-ES" w:bidi="ar-SA"/>
+      <w:lang w:val="es-ES" w:eastAsia="gl-ES" w:bidi="ar-SA"/>
       <w14:ligatures w14:val="none"/>
     </w:rPr>
   </w:style>
@@ -2096,7 +2125,7 @@
       <w:kern w:val="0"/>
       <w:sz w:val="16"/>
       <w:szCs w:val="24"/>
-      <w:lang w:eastAsia="gl-ES" w:val="es-ES" w:bidi="ar-SA"/>
+      <w:lang w:val="es-ES" w:eastAsia="gl-ES" w:bidi="ar-SA"/>
       <w14:ligatures w14:val="none"/>
     </w:rPr>
   </w:style>
